--- a/28_College/research/Study_Design_Menu.docx
+++ b/28_College/research/Study_Design_Menu.docx
@@ -11,7 +11,7 @@
         <w:drawing>
           <wp:inline xmlns:a="http://schemas.openxmlformats.org/drawingml/2006/main" xmlns:pic="http://schemas.openxmlformats.org/drawingml/2006/picture">
             <wp:extent cx="1531979" cy="548640"/>
-            <wp:docPr id="1" name="Picture 1" descr="Hackles logo: Hackle, a smiling yellow creature, beside the word Hackles."/>
+            <wp:docPr id="1" name="Picture 1" descr="Hackles logo: Hackle, a smiling baby hedgehog, beside the word Hackles."/>
             <wp:cNvGraphicFramePr>
               <a:graphicFrameLocks noChangeAspect="1"/>
             </wp:cNvGraphicFramePr>
@@ -628,7 +628,7 @@
           <w:color w:val="2B2D42"/>
           <w:sz w:val="21"/>
         </w:rPr>
-        <w:t>A free kit by Competence Collective · competencecollective.org</w:t>
+        <w:t>Hackles · a free kit · quillsup.org</w:t>
       </w:r>
     </w:p>
     <w:p>
@@ -6378,7 +6378,7 @@
       </w:r>
       <w:r>
         <w:rPr/>
-        <w:t xml:space="preserve"> If the investigator wrote or teaches the course, add an independent person for recruitment, data custody and analysis checks. Declare conflicts, including any connection to Competence Collective.</w:t>
+        <w:t xml:space="preserve"> If the investigator wrote or teaches the course, add an independent person for recruitment, data custody and analysis checks. Declare conflicts, including any connection to the Hackles team.</w:t>
       </w:r>
     </w:p>
     <w:p>
@@ -6526,7 +6526,7 @@
         <w:color w:val="5A5C70"/>
         <w:sz w:val="14"/>
       </w:rPr>
-      <w:t>Hackles · © 2026 Competence Collective · competencecollective.org · Text CC BY-NC 4.0 · Name, logos and art: all rights reserved</w:t>
+      <w:t>Hackles · quillsup.org · © 2026 Competence Collective · Text CC BY-NC 4.0 · Name, logos and art: all rights reserved</w:t>
     </w:r>
     <w:r>
       <w:tab/>
